--- a/extrakty/doc/TC278WG4/extract_21219-13_(2024).docx
+++ b/extrakty/doc/TC278WG4/extract_21219-13_(2024).docx
@@ -318,7 +318,7 @@
                 <w:szCs w:val="28"/>
                 <w:rtl w:val="0"/>
               </w:rPr>
-              <w:t xml:space="preserve">01 8388</w:t>
+              <w:t xml:space="preserve">01 8259</w:t>
             </w:r>
             <w:r>
               <w:rPr>
@@ -356,7 +356,7 @@
           <w:szCs w:val="28"/>
           <w:rtl w:val="0"/>
         </w:rPr>
-        <w:t xml:space="preserve">Vydána 20</w:t>
+        <w:t xml:space="preserve">Vydána 2025, 73 stran</w:t>
       </w:r>
       <w:r>
         <w:rPr>
@@ -364,7 +364,7 @@
           <w:szCs w:val="28"/>
           <w:rtl w:val="0"/>
         </w:rPr>
-        <w:t xml:space="preserve">24</w:t>
+        <w:t xml:space="preserve"/>
       </w:r>
       <w:r>
         <w:rPr>
@@ -373,7 +373,59 @@
           <w:szCs w:val="28"/>
           <w:rtl w:val="0"/>
         </w:rPr>
-        <w:t xml:space="preserve">, 82 stran</w:t>
+        <w:t xml:space="preserve"/>
+      </w:r>
+      <w:r>
+        <w:rPr>
+          <w:rtl w:val="0"/>
+        </w:rPr>
+      </w:r>
+    </w:p>
+    <w:p>
+      <w:pPr>
+        <w:keepNext w:val="1"/>
+        <w:keepLines w:val="1"/>
+        <w:pBdr>
+          <w:top w:space="0" w:sz="0" w:val="nil"/>
+          <w:left w:space="0" w:sz="0" w:val="nil"/>
+          <w:bottom w:space="0" w:sz="0" w:val="nil"/>
+          <w:right w:space="0" w:sz="0" w:val="nil"/>
+          <w:between w:space="0" w:sz="0" w:val="nil"/>
+        </w:pBdr>
+        <w:spacing w:after="360" w:before="240" w:lineRule="auto"/>
+        <w:ind w:left="1" w:hanging="3"/>
+        <w:jc w:val="right"/>
+        <w:rPr>
+          <w:color w:val="000000"/>
+        </w:rPr>
+      </w:pPr>
+      <w:bookmarkStart w:colFirst="0" w:colLast="0" w:name="_heading=h.1fob9te" w:id="3"/>
+      <w:bookmarkEnd w:id="3"/>
+      <w:r>
+        <w:rPr>
+          <w:color w:val="000000"/>
+          <w:sz w:val="28"/>
+          <w:szCs w:val="28"/>
+          <w:rtl w:val="0"/>
+        </w:rPr>
+        <w:t xml:space="preserve">Zavedena v ČSN jako ČSN P ISO/TS 21219-13 (vydána 2025-07)</w:t>
+      </w:r>
+      <w:r>
+        <w:rPr>
+          <w:sz w:val="28"/>
+          <w:szCs w:val="28"/>
+          <w:rtl w:val="0"/>
+        </w:rPr>
+        <w:t xml:space="preserve"/>
+      </w:r>
+      <w:r>
+        <w:rPr>
+          <w:color w:val="000000"/>
+          <w:sz w:val="28"/>
+          <w:szCs w:val="28"/>
+          <w:rtl w:val="0"/>
+        </w:rPr>
+        <w:t xml:space="preserve"/>
       </w:r>
       <w:r>
         <w:rPr>

--- a/extrakty/doc/TC278WG4/extract_21219-13_(2024).docx
+++ b/extrakty/doc/TC278WG4/extract_21219-13_(2024).docx
@@ -537,38 +537,14 @@
     </w:p>
     <w:p>
       <w:pPr>
-        <w:pBdr>
-          <w:top w:space="0" w:sz="0" w:val="nil"/>
-          <w:left w:space="0" w:sz="0" w:val="nil"/>
-          <w:bottom w:space="0" w:sz="0" w:val="nil"/>
-          <w:right w:space="0" w:sz="0" w:val="nil"/>
-          <w:between w:space="0" w:sz="0" w:val="nil"/>
-        </w:pBdr>
-        <w:spacing w:after="200" w:before="240" w:line="240" w:lineRule="auto"/>
         <w:ind w:left="0" w:hanging="2"/>
-        <w:rPr>
-          <w:rFonts w:ascii="Times New Roman" w:cs="Times New Roman" w:eastAsia="Times New Roman" w:hAnsi="Times New Roman"/>
-          <w:color w:val="000000"/>
-          <w:sz w:val="24"/>
-          <w:szCs w:val="24"/>
-        </w:rPr>
+        <w:rPr/>
       </w:pPr>
-      <w:bookmarkStart w:colFirst="0" w:colLast="0" w:name="_heading=h.3znysh7" w:id="5"/>
-      <w:bookmarkEnd w:id="5"/>
-      <w:r>
-        <w:rPr>
-          <w:i w:val="1"/>
-          <w:color w:val="000000"/>
-          <w:sz w:val="18"/>
-          <w:szCs w:val="18"/>
+      <w:r>
+        <w:rPr>
           <w:rtl w:val="0"/>
         </w:rPr>
         <w:t xml:space="preserve">Poznámka: Extrakt uvádí vybrané kapitoly popisovaného dokumentu a přejímá původní číslování kapitol.</w:t>
-      </w:r>
-      <w:r>
-        <w:rPr>
-          <w:rtl w:val="0"/>
-        </w:rPr>
       </w:r>
     </w:p>
     <w:p>
@@ -633,13 +609,13 @@
         <w:ind w:left="0" w:hanging="2"/>
         <w:rPr/>
       </w:pPr>
-      <w:bookmarkStart w:colFirst="0" w:colLast="0" w:name="_heading=h.8kdf5wup1at0" w:id="7"/>
-      <w:bookmarkEnd w:id="7"/>
-      <w:r>
-        <w:rPr>
-          <w:rtl w:val="0"/>
-        </w:rPr>
-        <w:t xml:space="preserve">Souvisící normy</w:t>
+      <w:bookmarkStart w:colFirst="0" w:colLast="0" w:name="_heading=h.exlj16mcv1lp" w:id="8"/>
+      <w:bookmarkEnd w:id="8"/>
+      <w:r>
+        <w:rPr>
+          <w:rtl w:val="0"/>
+        </w:rPr>
+        <w:t xml:space="preserve">1 Předmět normy</w:t>
       </w:r>
     </w:p>
     <w:p>
@@ -651,7 +627,94 @@
         <w:rPr>
           <w:rtl w:val="0"/>
         </w:rPr>
-        <w:t xml:space="preserve">Popisovaný dokument uvádí normativní odkazy na normy ISO 21219-1 (úvod, číslování a verze), ISO 21219-7 (kontejner pro odkazování na polohu), ISO 21219-9 (informace o službách a sítích), ISO 21219-14 (informace o parkování) a ISO 21219-15 (ucelené informace o dopravních událostech).</w:t>
+        <w:t xml:space="preserve">Popisovaný dokument TPEG2-PTS (dále jen PTS) se zaměřuje specifikaci služby poskytování informací o veřejné dopravě, jazykově nezávislé a pokrývající všechny druhy meziměstské i městské dopravy. Zaměřuje se na tři hlavní případy užití: </w:t>
+      </w:r>
+      <w:r>
+        <w:rPr>
+          <w:b w:val="1"/>
+          <w:rtl w:val="0"/>
+        </w:rPr>
+        <w:t xml:space="preserve">Informace o </w:t>
+      </w:r>
+      <w:r>
+        <w:rPr>
+          <w:b w:val="1"/>
+          <w:rtl w:val="0"/>
+        </w:rPr>
+        <w:t xml:space="preserve">výstrahách</w:t>
+      </w:r>
+      <w:r>
+        <w:rPr>
+          <w:rtl w:val="0"/>
+        </w:rPr>
+        <w:t xml:space="preserve">, </w:t>
+      </w:r>
+      <w:r>
+        <w:rPr>
+          <w:b w:val="1"/>
+          <w:rtl w:val="0"/>
+        </w:rPr>
+        <w:t xml:space="preserve">Informace o jízdních řádech</w:t>
+      </w:r>
+      <w:r>
+        <w:rPr>
+          <w:rtl w:val="0"/>
+        </w:rPr>
+        <w:t xml:space="preserve">, jak plánovaných, tak v reálném čase a </w:t>
+      </w:r>
+      <w:r>
+        <w:rPr>
+          <w:b w:val="1"/>
+          <w:rtl w:val="0"/>
+        </w:rPr>
+        <w:t xml:space="preserve">Individuální požadavky na informace o cestě. </w:t>
+      </w:r>
+      <w:r>
+        <w:rPr>
+          <w:rtl w:val="0"/>
+        </w:rPr>
+        <w:t xml:space="preserve">Na rozdíl od prvních dvou vyžaduje poslední případ užití obousměrnou komunikaci </w:t>
+      </w:r>
+      <w:r>
+        <w:rPr>
+          <w:rtl w:val="0"/>
+        </w:rPr>
+        <w:t xml:space="preserve">vyžadující zpětný kanál. </w:t>
+      </w:r>
+      <w:r>
+        <w:rPr>
+          <w:rtl w:val="0"/>
+        </w:rPr>
+        <w:t xml:space="preserve">Aplikace PTS neposkytuje informace o jízdném.</w:t>
+      </w:r>
+      <w:r>
+        <w:rPr>
+          <w:rtl w:val="0"/>
+        </w:rPr>
+      </w:r>
+    </w:p>
+    <w:p>
+      <w:pPr>
+        <w:ind w:hanging="2"/>
+        <w:rPr/>
+      </w:pPr>
+      <w:r>
+        <w:rPr>
+          <w:rtl w:val="0"/>
+        </w:rPr>
+        <w:t xml:space="preserve">POZN: Termíny služba, aplikace a struktura jsou zaměňovány, kontextu TPEG totiž znamenají totéž.</w:t>
+      </w:r>
+    </w:p>
+    <w:p>
+      <w:pPr>
+        <w:ind w:hanging="2"/>
+        <w:rPr/>
+      </w:pPr>
+      <w:r>
+        <w:rPr>
+          <w:rtl w:val="0"/>
+        </w:rPr>
+        <w:t xml:space="preserve">POZN: Normy TPEG jsou strukturovány hierarchicky: nejprve začínají schématem (úroveň 0), poté definují jednotlivé komponenty (úroveň 1), ve kterých jsou použity datové typy a struktury (úroveň 2). Toto se odráží na struktuře kapitol norem, která je pro všechny normy TPEG stejná.</w:t>
       </w:r>
     </w:p>
     <w:p>
@@ -660,13 +723,13 @@
         <w:ind w:left="0" w:hanging="2"/>
         <w:rPr/>
       </w:pPr>
-      <w:bookmarkStart w:colFirst="0" w:colLast="0" w:name="_heading=h.exlj16mcv1lp" w:id="8"/>
-      <w:bookmarkEnd w:id="8"/>
-      <w:r>
-        <w:rPr>
-          <w:rtl w:val="0"/>
-        </w:rPr>
-        <w:t xml:space="preserve">1 Předmět</w:t>
+      <w:bookmarkStart w:colFirst="0" w:colLast="0" w:name="_heading=h.8kdf5wup1at0" w:id="7"/>
+      <w:bookmarkEnd w:id="7"/>
+      <w:r>
+        <w:rPr>
+          <w:rtl w:val="0"/>
+        </w:rPr>
+        <w:t xml:space="preserve">2 Souvisící normy</w:t>
       </w:r>
     </w:p>
     <w:p>
@@ -678,94 +741,7 @@
         <w:rPr>
           <w:rtl w:val="0"/>
         </w:rPr>
-        <w:t xml:space="preserve">Popisovaný dokument TPEG2-PTS (dále jen PTS) se zaměřuje specifikaci služby poskytování informací o veřejné dopravě, jazykově nezávislé a pokrývající všechny druhy meziměstské i městské dopravy. Zaměřuje se na tři hlavní případy užití: </w:t>
-      </w:r>
-      <w:r>
-        <w:rPr>
-          <w:b w:val="1"/>
-          <w:rtl w:val="0"/>
-        </w:rPr>
-        <w:t xml:space="preserve">Informace o </w:t>
-      </w:r>
-      <w:r>
-        <w:rPr>
-          <w:b w:val="1"/>
-          <w:rtl w:val="0"/>
-        </w:rPr>
-        <w:t xml:space="preserve">výstrahách</w:t>
-      </w:r>
-      <w:r>
-        <w:rPr>
-          <w:rtl w:val="0"/>
-        </w:rPr>
-        <w:t xml:space="preserve">, </w:t>
-      </w:r>
-      <w:r>
-        <w:rPr>
-          <w:b w:val="1"/>
-          <w:rtl w:val="0"/>
-        </w:rPr>
-        <w:t xml:space="preserve">Informace o jízdních řádech</w:t>
-      </w:r>
-      <w:r>
-        <w:rPr>
-          <w:rtl w:val="0"/>
-        </w:rPr>
-        <w:t xml:space="preserve">, jak plánovaných, tak v reálném čase a </w:t>
-      </w:r>
-      <w:r>
-        <w:rPr>
-          <w:b w:val="1"/>
-          <w:rtl w:val="0"/>
-        </w:rPr>
-        <w:t xml:space="preserve">Individuální požadavky na informace o cestě. </w:t>
-      </w:r>
-      <w:r>
-        <w:rPr>
-          <w:rtl w:val="0"/>
-        </w:rPr>
-        <w:t xml:space="preserve">Na rozdíl od prvních dvou vyžaduje poslední případ užití obousměrnou komunikaci </w:t>
-      </w:r>
-      <w:r>
-        <w:rPr>
-          <w:rtl w:val="0"/>
-        </w:rPr>
-        <w:t xml:space="preserve">vyžadující zpětný kanál. </w:t>
-      </w:r>
-      <w:r>
-        <w:rPr>
-          <w:rtl w:val="0"/>
-        </w:rPr>
-        <w:t xml:space="preserve">Aplikace PTS neposkytuje informace o jízdném.</w:t>
-      </w:r>
-      <w:r>
-        <w:rPr>
-          <w:rtl w:val="0"/>
-        </w:rPr>
-      </w:r>
-    </w:p>
-    <w:p>
-      <w:pPr>
-        <w:ind w:hanging="2"/>
-        <w:rPr/>
-      </w:pPr>
-      <w:r>
-        <w:rPr>
-          <w:rtl w:val="0"/>
-        </w:rPr>
-        <w:t xml:space="preserve">POZN: Termíny služba, aplikace a struktura jsou zaměňovány, kontextu TPEG totiž znamenají totéž.</w:t>
-      </w:r>
-    </w:p>
-    <w:p>
-      <w:pPr>
-        <w:ind w:hanging="2"/>
-        <w:rPr/>
-      </w:pPr>
-      <w:r>
-        <w:rPr>
-          <w:rtl w:val="0"/>
-        </w:rPr>
-        <w:t xml:space="preserve">POZN: Normy TPEG jsou strukturovány hierarchicky: nejprve začínají schématem (úroveň 0), poté definují jednotlivé komponenty (úroveň 1), ve kterých jsou použity datové typy a struktury (úroveň 2). Toto se odráží na struktuře kapitol norem, která je pro všechny normy TPEG stejná.</w:t>
+        <w:t xml:space="preserve">Popisovaný dokument uvádí normativní odkazy na normy ISO 21219-1 (úvod, číslování a verze), ISO 21219-7 (kontejner pro odkazování na polohu), ISO 21219-9 (informace o službách a sítích), ISO 21219-14 (informace o parkování) a ISO 21219-15 (ucelené informace o dopravních událostech).</w:t>
       </w:r>
     </w:p>
     <w:p>
@@ -936,6 +912,18 @@
     </w:p>
     <w:p>
       <w:pPr>
+        <w:ind w:left="0" w:hanging="2"/>
+        <w:rPr/>
+      </w:pPr>
+      <w:r>
+        <w:rPr>
+          <w:rtl w:val="0"/>
+        </w:rPr>
+        <w:t xml:space="preserve">Další termíny a zkratky z oboru ITS jsou obsaženy ve slovníku ITS terminology.</w:t>
+      </w:r>
+    </w:p>
+    <w:p>
+      <w:pPr>
         <w:pStyle w:val="Heading1"/>
         <w:ind w:left="0" w:hanging="2"/>
         <w:rPr/>
@@ -946,7 +934,7 @@
         <w:rPr>
           <w:rtl w:val="0"/>
         </w:rPr>
-        <w:t xml:space="preserve">4 Zkratky</w:t>
+        <w:t xml:space="preserve">4 Symboly a zkratky</w:t>
       </w:r>
     </w:p>
     <w:p>
@@ -1045,54 +1033,14 @@
     </w:p>
     <w:p>
       <w:pPr>
-        <w:pBdr>
-          <w:top w:space="0" w:sz="0" w:val="nil"/>
-          <w:left w:space="0" w:sz="0" w:val="nil"/>
-          <w:bottom w:space="0" w:sz="0" w:val="nil"/>
-          <w:right w:space="0" w:sz="0" w:val="nil"/>
-          <w:between w:space="0" w:sz="0" w:val="nil"/>
-        </w:pBdr>
         <w:ind w:left="0" w:hanging="2"/>
-        <w:rPr>
-          <w:color w:val="000000"/>
-        </w:rPr>
+        <w:rPr/>
       </w:pPr>
       <w:r>
         <w:rPr>
-          <w:i w:val="1"/>
-          <w:color w:val="000000"/>
-          <w:sz w:val="18"/>
-          <w:szCs w:val="18"/>
-          <w:rtl w:val="0"/>
-        </w:rPr>
-        <w:t xml:space="preserve">Poznámka: Další termíny a zkratky z oboru ITS jsou obsaženy ve slovníku ITS terminology (</w:t>
-      </w:r>
-      <w:hyperlink r:id="rId8">
-        <w:r>
-          <w:rPr>
-            <w:i w:val="1"/>
-            <w:color w:val="000000"/>
-            <w:sz w:val="18"/>
-            <w:szCs w:val="18"/>
-            <w:rtl w:val="0"/>
-          </w:rPr>
-          <w:t xml:space="preserve">www.itsterminology.org</w:t>
-        </w:r>
-      </w:hyperlink>
-      <w:r>
-        <w:rPr>
-          <w:i w:val="1"/>
-          <w:color w:val="000000"/>
-          <w:sz w:val="18"/>
-          <w:szCs w:val="18"/>
-          <w:rtl w:val="0"/>
-        </w:rPr>
-        <w:t xml:space="preserve">).</w:t>
-      </w:r>
-      <w:r>
-        <w:rPr>
-          <w:rtl w:val="0"/>
-        </w:rPr>
+          <w:rtl w:val="0"/>
+        </w:rPr>
+        <w:t xml:space="preserve">Další termíny a zkratky z oboru ITS jsou obsaženy ve slovníku ITS terminology (www.ITSterminology.org).</w:t>
       </w:r>
     </w:p>
     <w:p>

--- a/extrakty/doc/TC278WG4/extract_21219-13_(2024).docx
+++ b/extrakty/doc/TC278WG4/extract_21219-13_(2024).docx
@@ -318,7 +318,7 @@
                 <w:szCs w:val="28"/>
                 <w:rtl w:val="0"/>
               </w:rPr>
-              <w:t xml:space="preserve">01 8259</w:t>
+              <w:t xml:space="preserve"/>
             </w:r>
             <w:r>
               <w:rPr>
@@ -357,58 +357,6 @@
           <w:rtl w:val="0"/>
         </w:rPr>
         <w:t xml:space="preserve">Vydána 2025, 73 stran</w:t>
-      </w:r>
-      <w:r>
-        <w:rPr>
-          <w:sz w:val="28"/>
-          <w:szCs w:val="28"/>
-          <w:rtl w:val="0"/>
-        </w:rPr>
-        <w:t xml:space="preserve"/>
-      </w:r>
-      <w:r>
-        <w:rPr>
-          <w:color w:val="000000"/>
-          <w:sz w:val="28"/>
-          <w:szCs w:val="28"/>
-          <w:rtl w:val="0"/>
-        </w:rPr>
-        <w:t xml:space="preserve"/>
-      </w:r>
-      <w:r>
-        <w:rPr>
-          <w:rtl w:val="0"/>
-        </w:rPr>
-      </w:r>
-    </w:p>
-    <w:p>
-      <w:pPr>
-        <w:keepNext w:val="1"/>
-        <w:keepLines w:val="1"/>
-        <w:pBdr>
-          <w:top w:space="0" w:sz="0" w:val="nil"/>
-          <w:left w:space="0" w:sz="0" w:val="nil"/>
-          <w:bottom w:space="0" w:sz="0" w:val="nil"/>
-          <w:right w:space="0" w:sz="0" w:val="nil"/>
-          <w:between w:space="0" w:sz="0" w:val="nil"/>
-        </w:pBdr>
-        <w:spacing w:after="360" w:before="240" w:lineRule="auto"/>
-        <w:ind w:left="1" w:hanging="3"/>
-        <w:jc w:val="right"/>
-        <w:rPr>
-          <w:color w:val="000000"/>
-        </w:rPr>
-      </w:pPr>
-      <w:bookmarkStart w:colFirst="0" w:colLast="0" w:name="_heading=h.1fob9te" w:id="3"/>
-      <w:bookmarkEnd w:id="3"/>
-      <w:r>
-        <w:rPr>
-          <w:color w:val="000000"/>
-          <w:sz w:val="28"/>
-          <w:szCs w:val="28"/>
-          <w:rtl w:val="0"/>
-        </w:rPr>
-        <w:t xml:space="preserve">Zavedena v ČSN jako ČSN P ISO/TS 21219-13 (vydána 2025-07)</w:t>
       </w:r>
       <w:r>
         <w:rPr>
